--- a/Exp-16/Exp-16-Report.docx
+++ b/Exp-16/Exp-16-Report.docx
@@ -90,29 +90,7 @@
           <w:sz w:val="24"/>
           <w:szCs w:val="24"/>
         </w:rPr>
-        <w:t xml:space="preserve">Faculty: Dr </w:t>
-      </w:r>
-      <w:proofErr w:type="spellStart"/>
-      <w:r>
-        <w:rPr>
-          <w:rFonts w:ascii="Times New Roman" w:hAnsi="Times New Roman" w:cs="Times New Roman"/>
-          <w:b/>
-          <w:bCs/>
-          <w:sz w:val="24"/>
-          <w:szCs w:val="24"/>
-        </w:rPr>
-        <w:t>Balamanigandan</w:t>
-      </w:r>
-      <w:proofErr w:type="spellEnd"/>
-      <w:r>
-        <w:rPr>
-          <w:rFonts w:ascii="Times New Roman" w:hAnsi="Times New Roman" w:cs="Times New Roman"/>
-          <w:b/>
-          <w:bCs/>
-          <w:sz w:val="24"/>
-          <w:szCs w:val="24"/>
-        </w:rPr>
-        <w:t xml:space="preserve"> R</w:t>
+        <w:t>Faculty: Dr Balamanigandan R</w:t>
       </w:r>
     </w:p>
     <w:p>
@@ -151,17 +129,8 @@
           <w:b/>
           <w:bCs/>
         </w:rPr>
-        <w:t xml:space="preserve">DESIGN TURING MACHINE USING SIMULATOR TO PERFORM ADDITION OF aa AND </w:t>
-      </w:r>
-      <w:proofErr w:type="spellStart"/>
-      <w:r>
-        <w:rPr>
-          <w:b/>
-          <w:bCs/>
-        </w:rPr>
-        <w:t>aaa</w:t>
-      </w:r>
-      <w:proofErr w:type="spellEnd"/>
+        <w:t>DESIGN TURING MACHINE USING SIMULATOR TO PERFORM ADDITION OF aa AND aaa</w:t>
+      </w:r>
     </w:p>
     <w:p>
       <w:pPr>
@@ -197,17 +166,8 @@
           <w:b/>
           <w:bCs/>
         </w:rPr>
-        <w:t xml:space="preserve">aa and </w:t>
-      </w:r>
-      <w:proofErr w:type="spellStart"/>
-      <w:r>
-        <w:rPr>
-          <w:b/>
-          <w:bCs/>
-        </w:rPr>
-        <w:t>aaa</w:t>
-      </w:r>
-      <w:proofErr w:type="spellEnd"/>
+        <w:t>aa and aaa</w:t>
+      </w:r>
       <w:r>
         <w:t xml:space="preserve">. </w:t>
       </w:r>
@@ -234,21 +194,12 @@
           <w:numId w:val="1"/>
         </w:numPr>
       </w:pPr>
-      <w:proofErr w:type="spellStart"/>
-      <w:r>
-        <w:rPr>
-          <w:b/>
-          <w:bCs/>
-        </w:rPr>
-        <w:t>AutoSim</w:t>
-      </w:r>
-      <w:proofErr w:type="spellEnd"/>
-      <w:r>
-        <w:rPr>
-          <w:b/>
-          <w:bCs/>
-        </w:rPr>
-        <w:t xml:space="preserve"> / Automaton Simulator</w:t>
+      <w:r>
+        <w:rPr>
+          <w:b/>
+          <w:bCs/>
+        </w:rPr>
+        <w:t>AutoSim / Automaton Simulator</w:t>
       </w:r>
       <w:r>
         <w:t xml:space="preserve"> </w:t>
@@ -548,34 +499,47 @@
           <w:noProof/>
         </w:rPr>
         <w:drawing>
-          <wp:inline distT="0" distB="0" distL="114300" distR="114300" wp14:anchorId="0B891BD7" wp14:editId="25FDB5CA">
-            <wp:extent cx="5728335" cy="3633470"/>
-            <wp:effectExtent l="0" t="0" r="0" b="0"/>
-            <wp:docPr id="200" name="image21.png"/>
-            <wp:cNvGraphicFramePr/>
+          <wp:inline distT="0" distB="0" distL="0" distR="0" wp14:anchorId="11E31F3E" wp14:editId="18D6FFCA">
+            <wp:extent cx="5731510" cy="3223895"/>
+            <wp:effectExtent l="0" t="0" r="2540" b="0"/>
+            <wp:docPr id="693943632" name="Picture 1"/>
+            <wp:cNvGraphicFramePr>
+              <a:graphicFrameLocks xmlns:a="http://schemas.openxmlformats.org/drawingml/2006/main" noChangeAspect="1"/>
+            </wp:cNvGraphicFramePr>
             <a:graphic xmlns:a="http://schemas.openxmlformats.org/drawingml/2006/main">
               <a:graphicData uri="http://schemas.openxmlformats.org/drawingml/2006/picture">
                 <pic:pic xmlns:pic="http://schemas.openxmlformats.org/drawingml/2006/picture">
                   <pic:nvPicPr>
-                    <pic:cNvPr id="0" name="image21.png"/>
-                    <pic:cNvPicPr preferRelativeResize="0"/>
+                    <pic:cNvPr id="0" name="Picture 1"/>
+                    <pic:cNvPicPr>
+                      <a:picLocks noChangeAspect="1" noChangeArrowheads="1"/>
+                    </pic:cNvPicPr>
                   </pic:nvPicPr>
                   <pic:blipFill>
-                    <a:blip r:embed="rId5"/>
+                    <a:blip r:embed="rId5" cstate="print">
+                      <a:extLst>
+                        <a:ext uri="{28A0092B-C50C-407E-A947-70E740481C1C}">
+                          <a14:useLocalDpi xmlns:a14="http://schemas.microsoft.com/office/drawing/2010/main" val="0"/>
+                        </a:ext>
+                      </a:extLst>
+                    </a:blip>
                     <a:srcRect/>
                     <a:stretch>
                       <a:fillRect/>
                     </a:stretch>
                   </pic:blipFill>
-                  <pic:spPr>
+                  <pic:spPr bwMode="auto">
                     <a:xfrm>
                       <a:off x="0" y="0"/>
-                      <a:ext cx="5728335" cy="3633470"/>
+                      <a:ext cx="5731510" cy="3223895"/>
                     </a:xfrm>
                     <a:prstGeom prst="rect">
                       <a:avLst/>
                     </a:prstGeom>
-                    <a:ln/>
+                    <a:noFill/>
+                    <a:ln>
+                      <a:noFill/>
+                    </a:ln>
                   </pic:spPr>
                 </pic:pic>
               </a:graphicData>
@@ -593,13 +557,8 @@
     </w:p>
     <w:p>
       <w:r>
-        <w:t xml:space="preserve">aa + </w:t>
-      </w:r>
-      <w:proofErr w:type="spellStart"/>
-      <w:r>
-        <w:t>aaa</w:t>
-      </w:r>
-      <w:proofErr w:type="spellEnd"/>
+        <w:t>aa + aaa</w:t>
+      </w:r>
     </w:p>
     <w:p>
       <w:pPr>
@@ -618,13 +577,8 @@
     </w:p>
     <w:p>
       <w:r>
-        <w:t xml:space="preserve">After Addition of a's = </w:t>
-      </w:r>
-      <w:proofErr w:type="spellStart"/>
-      <w:r>
-        <w:t>aaaaa</w:t>
-      </w:r>
-      <w:proofErr w:type="spellEnd"/>
+        <w:t>After Addition of a's = aaaaa</w:t>
+      </w:r>
     </w:p>
     <w:p>
       <w:r>
@@ -633,13 +587,8 @@
     </w:p>
     <w:p>
       <w:r>
-        <w:t xml:space="preserve">aa + </w:t>
-      </w:r>
-      <w:proofErr w:type="spellStart"/>
-      <w:r>
-        <w:t>aaaa</w:t>
-      </w:r>
-      <w:proofErr w:type="spellEnd"/>
+        <w:t>aa + aaaa</w:t>
+      </w:r>
     </w:p>
     <w:p>
       <w:r>
@@ -648,13 +597,8 @@
     </w:p>
     <w:p>
       <w:r>
-        <w:t xml:space="preserve">After Addition of a's = </w:t>
-      </w:r>
-      <w:proofErr w:type="spellStart"/>
-      <w:r>
-        <w:t>aaaaaa</w:t>
-      </w:r>
-      <w:proofErr w:type="spellEnd"/>
+        <w:t>After Addition of a's = aaaaaa</w:t>
+      </w:r>
     </w:p>
     <w:p>
       <w:pPr>
@@ -1689,6 +1633,7 @@
   <w:style w:type="character" w:default="1" w:styleId="DefaultParagraphFont">
     <w:name w:val="Default Paragraph Font"/>
     <w:uiPriority w:val="1"/>
+    <w:semiHidden/>
     <w:unhideWhenUsed/>
   </w:style>
   <w:style w:type="table" w:default="1" w:styleId="TableNormal">
